--- a/Communications/Meetings.docx
+++ b/Communications/Meetings.docx
@@ -1,6 +1,6 @@
 
 <file path=word/document.xml><?xml version="1.0" encoding="utf-8"?>
-<w:document xmlns:wpc="http://schemas.microsoft.com/office/word/2010/wordprocessingCanvas" xmlns:cx="http://schemas.microsoft.com/office/drawing/2014/chartex" xmlns:cx1="http://schemas.microsoft.com/office/drawing/2015/9/8/chartex" xmlns:cx2="http://schemas.microsoft.com/office/drawing/2015/10/21/chartex" xmlns:cx3="http://schemas.microsoft.com/office/drawing/2016/5/9/chartex" xmlns:cx4="http://schemas.microsoft.com/office/drawing/2016/5/10/chartex" xmlns:cx5="http://schemas.microsoft.com/office/drawing/2016/5/11/chartex" xmlns:cx6="http://schemas.microsoft.com/office/drawing/2016/5/12/chartex" xmlns:cx7="http://schemas.microsoft.com/office/drawing/2016/5/13/chartex" xmlns:cx8="http://schemas.microsoft.com/office/drawing/2016/5/14/chartex" xmlns:mc="http://schemas.openxmlformats.org/markup-compatibility/2006" xmlns:aink="http://schemas.microsoft.com/office/drawing/2016/ink" xmlns:am3d="http://schemas.microsoft.com/office/drawing/2017/model3d" xmlns:o="urn:schemas-microsoft-com:office:office" xmlns:oel="http://schemas.microsoft.com/office/2019/extlst" xmlns:r="http://schemas.openxmlformats.org/officeDocument/2006/relationships" xmlns:m="http://schemas.openxmlformats.org/officeDocument/2006/math" xmlns:v="urn:schemas-microsoft-com:vml" xmlns:wp14="http://schemas.microsoft.com/office/word/2010/wordprocessingDrawing" xmlns:wp="http://schemas.openxmlformats.org/drawingml/2006/wordprocessingDrawing" xmlns:w10="urn:schemas-microsoft-com:office:word" xmlns:w="http://schemas.openxmlformats.org/wordprocessingml/2006/main" xmlns:w14="http://schemas.microsoft.com/office/word/2010/wordml" xmlns:w15="http://schemas.microsoft.com/office/word/2012/wordml" xmlns:w16cex="http://schemas.microsoft.com/office/word/2018/wordml/cex" xmlns:w16cid="http://schemas.microsoft.com/office/word/2016/wordml/cid" xmlns:w16="http://schemas.microsoft.com/office/word/2018/wordml" xmlns:w16du="http://schemas.microsoft.com/office/word/2023/wordml/word16du" xmlns:w16sdtdh="http://schemas.microsoft.com/office/word/2020/wordml/sdtdatahash" xmlns:w16sdtfl="http://schemas.microsoft.com/office/word/2024/wordml/sdtformatlock" xmlns:w16se="http://schemas.microsoft.com/office/word/2015/wordml/symex" xmlns:wpg="http://schemas.microsoft.com/office/word/2010/wordprocessingGroup" xmlns:wpi="http://schemas.microsoft.com/office/word/2010/wordprocessingInk" xmlns:wne="http://schemas.microsoft.com/office/word/2006/wordml" xmlns:wps="http://schemas.microsoft.com/office/word/2010/wordprocessingShape" mc:Ignorable="w14 w15 w16se w16cid w16 w16cex w16sdtdh w16sdtfl w16du wp14">
+<w:document xmlns:wpc="http://schemas.microsoft.com/office/word/2010/wordprocessingCanvas" xmlns:cx="http://schemas.microsoft.com/office/drawing/2014/chartex" xmlns:cx1="http://schemas.microsoft.com/office/drawing/2015/9/8/chartex" xmlns:cx2="http://schemas.microsoft.com/office/drawing/2015/10/21/chartex" xmlns:cx3="http://schemas.microsoft.com/office/drawing/2016/5/9/chartex" xmlns:cx4="http://schemas.microsoft.com/office/drawing/2016/5/10/chartex" xmlns:cx5="http://schemas.microsoft.com/office/drawing/2016/5/11/chartex" xmlns:cx6="http://schemas.microsoft.com/office/drawing/2016/5/12/chartex" xmlns:cx7="http://schemas.microsoft.com/office/drawing/2016/5/13/chartex" xmlns:cx8="http://schemas.microsoft.com/office/drawing/2016/5/14/chartex" xmlns:mc="http://schemas.openxmlformats.org/markup-compatibility/2006" xmlns:aink="http://schemas.microsoft.com/office/drawing/2016/ink" xmlns:am3d="http://schemas.microsoft.com/office/drawing/2017/model3d" xmlns:o="urn:schemas-microsoft-com:office:office" xmlns:oel="http://schemas.microsoft.com/office/2019/extlst" xmlns:r="http://schemas.openxmlformats.org/officeDocument/2006/relationships" xmlns:m="http://schemas.openxmlformats.org/officeDocument/2006/math" xmlns:v="urn:schemas-microsoft-com:vml" xmlns:wp14="http://schemas.microsoft.com/office/word/2010/wordprocessingDrawing" xmlns:wp="http://schemas.openxmlformats.org/drawingml/2006/wordprocessingDrawing" xmlns:w10="urn:schemas-microsoft-com:office:word" xmlns:w="http://schemas.openxmlformats.org/wordprocessingml/2006/main" xmlns:w14="http://schemas.microsoft.com/office/word/2010/wordml" xmlns:w15="http://schemas.microsoft.com/office/word/2012/wordml" xmlns:w16cei="http://schemas.microsoft.com/office/word/2026/wordml/cei" xmlns:w16cex="http://schemas.microsoft.com/office/word/2018/wordml/cex" xmlns:w16cid="http://schemas.microsoft.com/office/word/2016/wordml/cid" xmlns:w16="http://schemas.microsoft.com/office/word/2018/wordml" xmlns:w16du="http://schemas.microsoft.com/office/word/2023/wordml/word16du" xmlns:w16sdtdh="http://schemas.microsoft.com/office/word/2020/wordml/sdtdatahash" xmlns:w16sdtfl="http://schemas.microsoft.com/office/word/2024/wordml/sdtformatlock" xmlns:w16se="http://schemas.microsoft.com/office/word/2015/wordml/symex" xmlns:wpg="http://schemas.microsoft.com/office/word/2010/wordprocessingGroup" xmlns:wpi="http://schemas.microsoft.com/office/word/2010/wordprocessingInk" xmlns:wne="http://schemas.microsoft.com/office/word/2006/wordml" xmlns:wps="http://schemas.microsoft.com/office/word/2010/wordprocessingShape" mc:Ignorable="w14 w15 w16se w16cid w16 w16cex w16sdtdh w16sdtfl w16du wp14">
   <w:body>
     <w:p>
       <w:r>
@@ -18,7 +18,7 @@
       <w:hyperlink r:id="rId4" w:history="1">
         <w:r>
           <w:rPr>
-            <w:rStyle w:val="Hyperlink"/>
+            <w:rStyle w:val="Hipervnculo"/>
           </w:rPr>
           <w:t>https://drive.google.com/drive/folders/1-mCI0Vd8T4F1WYnqRtmIlPbCdoqyDvKD?usp=sharing</w:t>
         </w:r>
@@ -40,12 +40,81 @@
       <w:hyperlink r:id="rId5" w:history="1">
         <w:r>
           <w:rPr>
-            <w:rStyle w:val="Hyperlink"/>
+            <w:rStyle w:val="Hipervnculo"/>
           </w:rPr>
           <w:t>https://drive.google.com/drive/folders/1zsG_LkDhLP8dLCyr7y-d_N19Inw_lHch?usp=sharing</w:t>
         </w:r>
       </w:hyperlink>
     </w:p>
+    <w:p>
+      <w:r>
+        <w:t>3</w:t>
+      </w:r>
+      <w:r>
+        <w:rPr>
+          <w:vertAlign w:val="superscript"/>
+        </w:rPr>
+        <w:t>ra</w:t>
+      </w:r>
+      <w:r>
+        <w:t xml:space="preserve"> reunion (Sprint </w:t>
+      </w:r>
+      <w:r>
+        <w:t>4</w:t>
+      </w:r>
+      <w:r>
+        <w:t xml:space="preserve"> and </w:t>
+      </w:r>
+      <w:r>
+        <w:t>5</w:t>
+      </w:r>
+      <w:r>
+        <w:t xml:space="preserve">): </w:t>
+      </w:r>
+      <w:hyperlink r:id="rId6" w:history="1">
+        <w:r>
+          <w:rPr>
+            <w:rStyle w:val="Hipervnculo"/>
+          </w:rPr>
+          <w:t>https://drive.google.com/drive/folders/1VkrTjlu3wscFwAlF-UZYj8GemV1JxdAs?usp=sharing</w:t>
+        </w:r>
+      </w:hyperlink>
+    </w:p>
+    <w:p>
+      <w:r>
+        <w:t>4</w:t>
+      </w:r>
+      <w:r>
+        <w:rPr>
+          <w:vertAlign w:val="superscript"/>
+        </w:rPr>
+        <w:t>ta</w:t>
+      </w:r>
+      <w:r>
+        <w:t xml:space="preserve"> reunion (Sprint </w:t>
+      </w:r>
+      <w:r>
+        <w:t>6, 7,</w:t>
+      </w:r>
+      <w:r>
+        <w:t xml:space="preserve"> and </w:t>
+      </w:r>
+      <w:r>
+        <w:t>8</w:t>
+      </w:r>
+      <w:r>
+        <w:t xml:space="preserve">): </w:t>
+      </w:r>
+      <w:hyperlink r:id="rId7" w:history="1">
+        <w:r>
+          <w:rPr>
+            <w:rStyle w:val="Hipervnculo"/>
+          </w:rPr>
+          <w:t>https://drive.google.com/drive/folders/1wl-319gmkCBnibXkQZP7fWIiDU4awaML?usp=drive_link</w:t>
+        </w:r>
+      </w:hyperlink>
+    </w:p>
+    <w:p/>
     <w:sectPr>
       <w:pgSz w:w="12240" w:h="15840"/>
       <w:pgMar w:top="1440" w:right="1440" w:bottom="1440" w:left="1440" w:header="720" w:footer="720" w:gutter="0"/>
@@ -457,11 +526,11 @@
     <w:name w:val="Normal"/>
     <w:qFormat/>
   </w:style>
-  <w:style w:type="paragraph" w:styleId="Heading1">
+  <w:style w:type="paragraph" w:styleId="Ttulo1">
     <w:name w:val="heading 1"/>
     <w:basedOn w:val="Normal"/>
     <w:next w:val="Normal"/>
-    <w:link w:val="Heading1Char"/>
+    <w:link w:val="Ttulo1Car"/>
     <w:uiPriority w:val="9"/>
     <w:qFormat/>
     <w:rsid w:val="00E00F9E"/>
@@ -478,11 +547,11 @@
       <w:szCs w:val="40"/>
     </w:rPr>
   </w:style>
-  <w:style w:type="paragraph" w:styleId="Heading2">
+  <w:style w:type="paragraph" w:styleId="Ttulo2">
     <w:name w:val="heading 2"/>
     <w:basedOn w:val="Normal"/>
     <w:next w:val="Normal"/>
-    <w:link w:val="Heading2Char"/>
+    <w:link w:val="Ttulo2Car"/>
     <w:uiPriority w:val="9"/>
     <w:semiHidden/>
     <w:unhideWhenUsed/>
@@ -501,11 +570,11 @@
       <w:szCs w:val="32"/>
     </w:rPr>
   </w:style>
-  <w:style w:type="paragraph" w:styleId="Heading3">
+  <w:style w:type="paragraph" w:styleId="Ttulo3">
     <w:name w:val="heading 3"/>
     <w:basedOn w:val="Normal"/>
     <w:next w:val="Normal"/>
-    <w:link w:val="Heading3Char"/>
+    <w:link w:val="Ttulo3Car"/>
     <w:uiPriority w:val="9"/>
     <w:semiHidden/>
     <w:unhideWhenUsed/>
@@ -524,11 +593,11 @@
       <w:szCs w:val="28"/>
     </w:rPr>
   </w:style>
-  <w:style w:type="paragraph" w:styleId="Heading4">
+  <w:style w:type="paragraph" w:styleId="Ttulo4">
     <w:name w:val="heading 4"/>
     <w:basedOn w:val="Normal"/>
     <w:next w:val="Normal"/>
-    <w:link w:val="Heading4Char"/>
+    <w:link w:val="Ttulo4Car"/>
     <w:uiPriority w:val="9"/>
     <w:semiHidden/>
     <w:unhideWhenUsed/>
@@ -547,11 +616,11 @@
       <w:color w:val="0F4761" w:themeColor="accent1" w:themeShade="BF"/>
     </w:rPr>
   </w:style>
-  <w:style w:type="paragraph" w:styleId="Heading5">
+  <w:style w:type="paragraph" w:styleId="Ttulo5">
     <w:name w:val="heading 5"/>
     <w:basedOn w:val="Normal"/>
     <w:next w:val="Normal"/>
-    <w:link w:val="Heading5Char"/>
+    <w:link w:val="Ttulo5Car"/>
     <w:uiPriority w:val="9"/>
     <w:semiHidden/>
     <w:unhideWhenUsed/>
@@ -568,11 +637,11 @@
       <w:color w:val="0F4761" w:themeColor="accent1" w:themeShade="BF"/>
     </w:rPr>
   </w:style>
-  <w:style w:type="paragraph" w:styleId="Heading6">
+  <w:style w:type="paragraph" w:styleId="Ttulo6">
     <w:name w:val="heading 6"/>
     <w:basedOn w:val="Normal"/>
     <w:next w:val="Normal"/>
-    <w:link w:val="Heading6Char"/>
+    <w:link w:val="Ttulo6Car"/>
     <w:uiPriority w:val="9"/>
     <w:semiHidden/>
     <w:unhideWhenUsed/>
@@ -591,11 +660,11 @@
       <w:color w:val="595959" w:themeColor="text1" w:themeTint="A6"/>
     </w:rPr>
   </w:style>
-  <w:style w:type="paragraph" w:styleId="Heading7">
+  <w:style w:type="paragraph" w:styleId="Ttulo7">
     <w:name w:val="heading 7"/>
     <w:basedOn w:val="Normal"/>
     <w:next w:val="Normal"/>
-    <w:link w:val="Heading7Char"/>
+    <w:link w:val="Ttulo7Car"/>
     <w:uiPriority w:val="9"/>
     <w:semiHidden/>
     <w:unhideWhenUsed/>
@@ -612,11 +681,11 @@
       <w:color w:val="595959" w:themeColor="text1" w:themeTint="A6"/>
     </w:rPr>
   </w:style>
-  <w:style w:type="paragraph" w:styleId="Heading8">
+  <w:style w:type="paragraph" w:styleId="Ttulo8">
     <w:name w:val="heading 8"/>
     <w:basedOn w:val="Normal"/>
     <w:next w:val="Normal"/>
-    <w:link w:val="Heading8Char"/>
+    <w:link w:val="Ttulo8Car"/>
     <w:uiPriority w:val="9"/>
     <w:semiHidden/>
     <w:unhideWhenUsed/>
@@ -635,11 +704,11 @@
       <w:color w:val="272727" w:themeColor="text1" w:themeTint="D8"/>
     </w:rPr>
   </w:style>
-  <w:style w:type="paragraph" w:styleId="Heading9">
+  <w:style w:type="paragraph" w:styleId="Ttulo9">
     <w:name w:val="heading 9"/>
     <w:basedOn w:val="Normal"/>
     <w:next w:val="Normal"/>
-    <w:link w:val="Heading9Char"/>
+    <w:link w:val="Ttulo9Car"/>
     <w:uiPriority w:val="9"/>
     <w:semiHidden/>
     <w:unhideWhenUsed/>
@@ -656,13 +725,13 @@
       <w:color w:val="272727" w:themeColor="text1" w:themeTint="D8"/>
     </w:rPr>
   </w:style>
-  <w:style w:type="character" w:default="1" w:styleId="DefaultParagraphFont">
+  <w:style w:type="character" w:default="1" w:styleId="Fuentedeprrafopredeter">
     <w:name w:val="Default Paragraph Font"/>
     <w:uiPriority w:val="1"/>
     <w:semiHidden/>
     <w:unhideWhenUsed/>
   </w:style>
-  <w:style w:type="table" w:default="1" w:styleId="TableNormal">
+  <w:style w:type="table" w:default="1" w:styleId="Tablanormal">
     <w:name w:val="Normal Table"/>
     <w:uiPriority w:val="99"/>
     <w:semiHidden/>
@@ -677,16 +746,16 @@
       </w:tblCellMar>
     </w:tblPr>
   </w:style>
-  <w:style w:type="numbering" w:default="1" w:styleId="NoList">
+  <w:style w:type="numbering" w:default="1" w:styleId="Sinlista">
     <w:name w:val="No List"/>
     <w:uiPriority w:val="99"/>
     <w:semiHidden/>
     <w:unhideWhenUsed/>
   </w:style>
-  <w:style w:type="character" w:customStyle="1" w:styleId="Heading1Char">
-    <w:name w:val="Heading 1 Char"/>
-    <w:basedOn w:val="DefaultParagraphFont"/>
-    <w:link w:val="Heading1"/>
+  <w:style w:type="character" w:customStyle="1" w:styleId="Ttulo1Car">
+    <w:name w:val="Título 1 Car"/>
+    <w:basedOn w:val="Fuentedeprrafopredeter"/>
+    <w:link w:val="Ttulo1"/>
     <w:uiPriority w:val="9"/>
     <w:rsid w:val="00E00F9E"/>
     <w:rPr>
@@ -696,10 +765,10 @@
       <w:szCs w:val="40"/>
     </w:rPr>
   </w:style>
-  <w:style w:type="character" w:customStyle="1" w:styleId="Heading2Char">
-    <w:name w:val="Heading 2 Char"/>
-    <w:basedOn w:val="DefaultParagraphFont"/>
-    <w:link w:val="Heading2"/>
+  <w:style w:type="character" w:customStyle="1" w:styleId="Ttulo2Car">
+    <w:name w:val="Título 2 Car"/>
+    <w:basedOn w:val="Fuentedeprrafopredeter"/>
+    <w:link w:val="Ttulo2"/>
     <w:uiPriority w:val="9"/>
     <w:semiHidden/>
     <w:rsid w:val="00E00F9E"/>
@@ -710,10 +779,10 @@
       <w:szCs w:val="32"/>
     </w:rPr>
   </w:style>
-  <w:style w:type="character" w:customStyle="1" w:styleId="Heading3Char">
-    <w:name w:val="Heading 3 Char"/>
-    <w:basedOn w:val="DefaultParagraphFont"/>
-    <w:link w:val="Heading3"/>
+  <w:style w:type="character" w:customStyle="1" w:styleId="Ttulo3Car">
+    <w:name w:val="Título 3 Car"/>
+    <w:basedOn w:val="Fuentedeprrafopredeter"/>
+    <w:link w:val="Ttulo3"/>
     <w:uiPriority w:val="9"/>
     <w:semiHidden/>
     <w:rsid w:val="00E00F9E"/>
@@ -724,10 +793,10 @@
       <w:szCs w:val="28"/>
     </w:rPr>
   </w:style>
-  <w:style w:type="character" w:customStyle="1" w:styleId="Heading4Char">
-    <w:name w:val="Heading 4 Char"/>
-    <w:basedOn w:val="DefaultParagraphFont"/>
-    <w:link w:val="Heading4"/>
+  <w:style w:type="character" w:customStyle="1" w:styleId="Ttulo4Car">
+    <w:name w:val="Título 4 Car"/>
+    <w:basedOn w:val="Fuentedeprrafopredeter"/>
+    <w:link w:val="Ttulo4"/>
     <w:uiPriority w:val="9"/>
     <w:semiHidden/>
     <w:rsid w:val="00E00F9E"/>
@@ -738,10 +807,10 @@
       <w:color w:val="0F4761" w:themeColor="accent1" w:themeShade="BF"/>
     </w:rPr>
   </w:style>
-  <w:style w:type="character" w:customStyle="1" w:styleId="Heading5Char">
-    <w:name w:val="Heading 5 Char"/>
-    <w:basedOn w:val="DefaultParagraphFont"/>
-    <w:link w:val="Heading5"/>
+  <w:style w:type="character" w:customStyle="1" w:styleId="Ttulo5Car">
+    <w:name w:val="Título 5 Car"/>
+    <w:basedOn w:val="Fuentedeprrafopredeter"/>
+    <w:link w:val="Ttulo5"/>
     <w:uiPriority w:val="9"/>
     <w:semiHidden/>
     <w:rsid w:val="00E00F9E"/>
@@ -750,10 +819,10 @@
       <w:color w:val="0F4761" w:themeColor="accent1" w:themeShade="BF"/>
     </w:rPr>
   </w:style>
-  <w:style w:type="character" w:customStyle="1" w:styleId="Heading6Char">
-    <w:name w:val="Heading 6 Char"/>
-    <w:basedOn w:val="DefaultParagraphFont"/>
-    <w:link w:val="Heading6"/>
+  <w:style w:type="character" w:customStyle="1" w:styleId="Ttulo6Car">
+    <w:name w:val="Título 6 Car"/>
+    <w:basedOn w:val="Fuentedeprrafopredeter"/>
+    <w:link w:val="Ttulo6"/>
     <w:uiPriority w:val="9"/>
     <w:semiHidden/>
     <w:rsid w:val="00E00F9E"/>
@@ -764,10 +833,10 @@
       <w:color w:val="595959" w:themeColor="text1" w:themeTint="A6"/>
     </w:rPr>
   </w:style>
-  <w:style w:type="character" w:customStyle="1" w:styleId="Heading7Char">
-    <w:name w:val="Heading 7 Char"/>
-    <w:basedOn w:val="DefaultParagraphFont"/>
-    <w:link w:val="Heading7"/>
+  <w:style w:type="character" w:customStyle="1" w:styleId="Ttulo7Car">
+    <w:name w:val="Título 7 Car"/>
+    <w:basedOn w:val="Fuentedeprrafopredeter"/>
+    <w:link w:val="Ttulo7"/>
     <w:uiPriority w:val="9"/>
     <w:semiHidden/>
     <w:rsid w:val="00E00F9E"/>
@@ -776,10 +845,10 @@
       <w:color w:val="595959" w:themeColor="text1" w:themeTint="A6"/>
     </w:rPr>
   </w:style>
-  <w:style w:type="character" w:customStyle="1" w:styleId="Heading8Char">
-    <w:name w:val="Heading 8 Char"/>
-    <w:basedOn w:val="DefaultParagraphFont"/>
-    <w:link w:val="Heading8"/>
+  <w:style w:type="character" w:customStyle="1" w:styleId="Ttulo8Car">
+    <w:name w:val="Título 8 Car"/>
+    <w:basedOn w:val="Fuentedeprrafopredeter"/>
+    <w:link w:val="Ttulo8"/>
     <w:uiPriority w:val="9"/>
     <w:semiHidden/>
     <w:rsid w:val="00E00F9E"/>
@@ -790,10 +859,10 @@
       <w:color w:val="272727" w:themeColor="text1" w:themeTint="D8"/>
     </w:rPr>
   </w:style>
-  <w:style w:type="character" w:customStyle="1" w:styleId="Heading9Char">
-    <w:name w:val="Heading 9 Char"/>
-    <w:basedOn w:val="DefaultParagraphFont"/>
-    <w:link w:val="Heading9"/>
+  <w:style w:type="character" w:customStyle="1" w:styleId="Ttulo9Car">
+    <w:name w:val="Título 9 Car"/>
+    <w:basedOn w:val="Fuentedeprrafopredeter"/>
+    <w:link w:val="Ttulo9"/>
     <w:uiPriority w:val="9"/>
     <w:semiHidden/>
     <w:rsid w:val="00E00F9E"/>
@@ -802,11 +871,11 @@
       <w:color w:val="272727" w:themeColor="text1" w:themeTint="D8"/>
     </w:rPr>
   </w:style>
-  <w:style w:type="paragraph" w:styleId="Title">
+  <w:style w:type="paragraph" w:styleId="Ttulo">
     <w:name w:val="Title"/>
     <w:basedOn w:val="Normal"/>
     <w:next w:val="Normal"/>
-    <w:link w:val="TitleChar"/>
+    <w:link w:val="TtuloCar"/>
     <w:uiPriority w:val="10"/>
     <w:qFormat/>
     <w:rsid w:val="00E00F9E"/>
@@ -822,10 +891,10 @@
       <w:szCs w:val="56"/>
     </w:rPr>
   </w:style>
-  <w:style w:type="character" w:customStyle="1" w:styleId="TitleChar">
-    <w:name w:val="Title Char"/>
-    <w:basedOn w:val="DefaultParagraphFont"/>
-    <w:link w:val="Title"/>
+  <w:style w:type="character" w:customStyle="1" w:styleId="TtuloCar">
+    <w:name w:val="Título Car"/>
+    <w:basedOn w:val="Fuentedeprrafopredeter"/>
+    <w:link w:val="Ttulo"/>
     <w:uiPriority w:val="10"/>
     <w:rsid w:val="00E00F9E"/>
     <w:rPr>
@@ -836,11 +905,11 @@
       <w:szCs w:val="56"/>
     </w:rPr>
   </w:style>
-  <w:style w:type="paragraph" w:styleId="Subtitle">
+  <w:style w:type="paragraph" w:styleId="Subttulo">
     <w:name w:val="Subtitle"/>
     <w:basedOn w:val="Normal"/>
     <w:next w:val="Normal"/>
-    <w:link w:val="SubtitleChar"/>
+    <w:link w:val="SubttuloCar"/>
     <w:uiPriority w:val="11"/>
     <w:qFormat/>
     <w:rsid w:val="00E00F9E"/>
@@ -857,10 +926,10 @@
       <w:szCs w:val="28"/>
     </w:rPr>
   </w:style>
-  <w:style w:type="character" w:customStyle="1" w:styleId="SubtitleChar">
-    <w:name w:val="Subtitle Char"/>
-    <w:basedOn w:val="DefaultParagraphFont"/>
-    <w:link w:val="Subtitle"/>
+  <w:style w:type="character" w:customStyle="1" w:styleId="SubttuloCar">
+    <w:name w:val="Subtítulo Car"/>
+    <w:basedOn w:val="Fuentedeprrafopredeter"/>
+    <w:link w:val="Subttulo"/>
     <w:uiPriority w:val="11"/>
     <w:rsid w:val="00E00F9E"/>
     <w:rPr>
@@ -871,11 +940,11 @@
       <w:szCs w:val="28"/>
     </w:rPr>
   </w:style>
-  <w:style w:type="paragraph" w:styleId="Quote">
+  <w:style w:type="paragraph" w:styleId="Cita">
     <w:name w:val="Quote"/>
     <w:basedOn w:val="Normal"/>
     <w:next w:val="Normal"/>
-    <w:link w:val="QuoteChar"/>
+    <w:link w:val="CitaCar"/>
     <w:uiPriority w:val="29"/>
     <w:qFormat/>
     <w:rsid w:val="00E00F9E"/>
@@ -889,10 +958,10 @@
       <w:color w:val="404040" w:themeColor="text1" w:themeTint="BF"/>
     </w:rPr>
   </w:style>
-  <w:style w:type="character" w:customStyle="1" w:styleId="QuoteChar">
-    <w:name w:val="Quote Char"/>
-    <w:basedOn w:val="DefaultParagraphFont"/>
-    <w:link w:val="Quote"/>
+  <w:style w:type="character" w:customStyle="1" w:styleId="CitaCar">
+    <w:name w:val="Cita Car"/>
+    <w:basedOn w:val="Fuentedeprrafopredeter"/>
+    <w:link w:val="Cita"/>
     <w:uiPriority w:val="29"/>
     <w:rsid w:val="00E00F9E"/>
     <w:rPr>
@@ -901,7 +970,7 @@
       <w:color w:val="404040" w:themeColor="text1" w:themeTint="BF"/>
     </w:rPr>
   </w:style>
-  <w:style w:type="paragraph" w:styleId="ListParagraph">
+  <w:style w:type="paragraph" w:styleId="Prrafodelista">
     <w:name w:val="List Paragraph"/>
     <w:basedOn w:val="Normal"/>
     <w:uiPriority w:val="34"/>
@@ -912,9 +981,9 @@
       <w:contextualSpacing/>
     </w:pPr>
   </w:style>
-  <w:style w:type="character" w:styleId="IntenseEmphasis">
+  <w:style w:type="character" w:styleId="nfasisintenso">
     <w:name w:val="Intense Emphasis"/>
-    <w:basedOn w:val="DefaultParagraphFont"/>
+    <w:basedOn w:val="Fuentedeprrafopredeter"/>
     <w:uiPriority w:val="21"/>
     <w:qFormat/>
     <w:rsid w:val="00E00F9E"/>
@@ -924,11 +993,11 @@
       <w:color w:val="0F4761" w:themeColor="accent1" w:themeShade="BF"/>
     </w:rPr>
   </w:style>
-  <w:style w:type="paragraph" w:styleId="IntenseQuote">
+  <w:style w:type="paragraph" w:styleId="Citadestacada">
     <w:name w:val="Intense Quote"/>
     <w:basedOn w:val="Normal"/>
     <w:next w:val="Normal"/>
-    <w:link w:val="IntenseQuoteChar"/>
+    <w:link w:val="CitadestacadaCar"/>
     <w:uiPriority w:val="30"/>
     <w:qFormat/>
     <w:rsid w:val="00E00F9E"/>
@@ -947,10 +1016,10 @@
       <w:color w:val="0F4761" w:themeColor="accent1" w:themeShade="BF"/>
     </w:rPr>
   </w:style>
-  <w:style w:type="character" w:customStyle="1" w:styleId="IntenseQuoteChar">
-    <w:name w:val="Intense Quote Char"/>
-    <w:basedOn w:val="DefaultParagraphFont"/>
-    <w:link w:val="IntenseQuote"/>
+  <w:style w:type="character" w:customStyle="1" w:styleId="CitadestacadaCar">
+    <w:name w:val="Cita destacada Car"/>
+    <w:basedOn w:val="Fuentedeprrafopredeter"/>
+    <w:link w:val="Citadestacada"/>
     <w:uiPriority w:val="30"/>
     <w:rsid w:val="00E00F9E"/>
     <w:rPr>
@@ -959,9 +1028,9 @@
       <w:color w:val="0F4761" w:themeColor="accent1" w:themeShade="BF"/>
     </w:rPr>
   </w:style>
-  <w:style w:type="character" w:styleId="IntenseReference">
+  <w:style w:type="character" w:styleId="Referenciaintensa">
     <w:name w:val="Intense Reference"/>
-    <w:basedOn w:val="DefaultParagraphFont"/>
+    <w:basedOn w:val="Fuentedeprrafopredeter"/>
     <w:uiPriority w:val="32"/>
     <w:qFormat/>
     <w:rsid w:val="00E00F9E"/>
@@ -973,9 +1042,9 @@
       <w:spacing w:val="5"/>
     </w:rPr>
   </w:style>
-  <w:style w:type="character" w:styleId="Hyperlink">
+  <w:style w:type="character" w:styleId="Hipervnculo">
     <w:name w:val="Hyperlink"/>
-    <w:basedOn w:val="DefaultParagraphFont"/>
+    <w:basedOn w:val="Fuentedeprrafopredeter"/>
     <w:uiPriority w:val="99"/>
     <w:unhideWhenUsed/>
     <w:rsid w:val="00D42B36"/>
@@ -984,9 +1053,9 @@
       <w:u w:val="single"/>
     </w:rPr>
   </w:style>
-  <w:style w:type="character" w:styleId="UnresolvedMention">
+  <w:style w:type="character" w:styleId="Mencinsinresolver">
     <w:name w:val="Unresolved Mention"/>
-    <w:basedOn w:val="DefaultParagraphFont"/>
+    <w:basedOn w:val="Fuentedeprrafopredeter"/>
     <w:uiPriority w:val="99"/>
     <w:semiHidden/>
     <w:unhideWhenUsed/>
